--- a/插件详细手册/28.物体管理/关于事件管理核心.docx
+++ b/插件详细手册/28.物体管理/关于事件管理核心.docx
@@ -1,6 +1,6 @@
 
 <file path=word/document.xml><?xml version="1.0" encoding="utf-8"?>
-<w:document xmlns:wpc="http://schemas.microsoft.com/office/word/2010/wordprocessingCanvas" xmlns:cx="http://schemas.microsoft.com/office/drawing/2014/chartex" xmlns:cx1="http://schemas.microsoft.com/office/drawing/2015/9/8/chartex" xmlns:cx2="http://schemas.microsoft.com/office/drawing/2015/10/21/chartex" xmlns:cx3="http://schemas.microsoft.com/office/drawing/2016/5/9/chartex" xmlns:cx4="http://schemas.microsoft.com/office/drawing/2016/5/10/chartex" xmlns:cx5="http://schemas.microsoft.com/office/drawing/2016/5/11/chartex" xmlns:cx6="http://schemas.microsoft.com/office/drawing/2016/5/12/chartex" xmlns:cx7="http://schemas.microsoft.com/office/drawing/2016/5/13/chartex" xmlns:cx8="http://schemas.microsoft.com/office/drawing/2016/5/14/chartex" xmlns:mc="http://schemas.openxmlformats.org/markup-compatibility/2006" xmlns:aink="http://schemas.microsoft.com/office/drawing/2016/ink" xmlns:am3d="http://schemas.microsoft.com/office/drawing/2017/model3d" xmlns:o="urn:schemas-microsoft-com:office:office" xmlns:oel="http://schemas.microsoft.com/office/2019/extlst" xmlns:r="http://schemas.openxmlformats.org/officeDocument/2006/relationships" xmlns:m="http://schemas.openxmlformats.org/officeDocument/2006/math" xmlns:v="urn:schemas-microsoft-com:vml" xmlns:wp14="http://schemas.microsoft.com/office/word/2010/wordprocessingDrawing" xmlns:wp="http://schemas.openxmlformats.org/drawingml/2006/wordprocessingDrawing" xmlns:w10="urn:schemas-microsoft-com:office:word" xmlns:w="http://schemas.openxmlformats.org/wordprocessingml/2006/main" xmlns:w14="http://schemas.microsoft.com/office/word/2010/wordml" xmlns:w15="http://schemas.microsoft.com/office/word/2012/wordml" xmlns:w16cex="http://schemas.microsoft.com/office/word/2018/wordml/cex" xmlns:w16cid="http://schemas.microsoft.com/office/word/2016/wordml/cid" xmlns:w16="http://schemas.microsoft.com/office/word/2018/wordml" xmlns:w16du="http://schemas.microsoft.com/office/word/2023/wordml/word16du" xmlns:w16sdtdh="http://schemas.microsoft.com/office/word/2020/wordml/sdtdatahash" xmlns:w16se="http://schemas.microsoft.com/office/word/2015/wordml/symex" xmlns:wpg="http://schemas.microsoft.com/office/word/2010/wordprocessingGroup" xmlns:wpi="http://schemas.microsoft.com/office/word/2010/wordprocessingInk" xmlns:wne="http://schemas.microsoft.com/office/word/2006/wordml" xmlns:wps="http://schemas.microsoft.com/office/word/2010/wordprocessingShape" mc:Ignorable="w14 w15 w16se w16cid w16 w16cex w16sdtdh w16du wp14">
+<w:document xmlns:wpc="http://schemas.microsoft.com/office/word/2010/wordprocessingCanvas" xmlns:cx="http://schemas.microsoft.com/office/drawing/2014/chartex" xmlns:cx1="http://schemas.microsoft.com/office/drawing/2015/9/8/chartex" xmlns:cx2="http://schemas.microsoft.com/office/drawing/2015/10/21/chartex" xmlns:cx3="http://schemas.microsoft.com/office/drawing/2016/5/9/chartex" xmlns:cx4="http://schemas.microsoft.com/office/drawing/2016/5/10/chartex" xmlns:cx5="http://schemas.microsoft.com/office/drawing/2016/5/11/chartex" xmlns:cx6="http://schemas.microsoft.com/office/drawing/2016/5/12/chartex" xmlns:cx7="http://schemas.microsoft.com/office/drawing/2016/5/13/chartex" xmlns:cx8="http://schemas.microsoft.com/office/drawing/2016/5/14/chartex" xmlns:mc="http://schemas.openxmlformats.org/markup-compatibility/2006" xmlns:aink="http://schemas.microsoft.com/office/drawing/2016/ink" xmlns:am3d="http://schemas.microsoft.com/office/drawing/2017/model3d" xmlns:o="urn:schemas-microsoft-com:office:office" xmlns:oel="http://schemas.microsoft.com/office/2019/extlst" xmlns:r="http://schemas.openxmlformats.org/officeDocument/2006/relationships" xmlns:m="http://schemas.openxmlformats.org/officeDocument/2006/math" xmlns:v="urn:schemas-microsoft-com:vml" xmlns:wp14="http://schemas.microsoft.com/office/word/2010/wordprocessingDrawing" xmlns:wp="http://schemas.openxmlformats.org/drawingml/2006/wordprocessingDrawing" xmlns:w10="urn:schemas-microsoft-com:office:word" xmlns:w="http://schemas.openxmlformats.org/wordprocessingml/2006/main" xmlns:w14="http://schemas.microsoft.com/office/word/2010/wordml" xmlns:w15="http://schemas.microsoft.com/office/word/2012/wordml" xmlns:w16cex="http://schemas.microsoft.com/office/word/2018/wordml/cex" xmlns:w16cid="http://schemas.microsoft.com/office/word/2016/wordml/cid" xmlns:w16="http://schemas.microsoft.com/office/word/2018/wordml" xmlns:w16du="http://schemas.microsoft.com/office/word/2023/wordml/word16du" xmlns:w16sdtdh="http://schemas.microsoft.com/office/word/2020/wordml/sdtdatahash" xmlns:w16sdtfl="http://schemas.microsoft.com/office/word/2024/wordml/sdtformatlock" xmlns:w16se="http://schemas.microsoft.com/office/word/2015/wordml/symex" xmlns:wpg="http://schemas.microsoft.com/office/word/2010/wordprocessingGroup" xmlns:wpi="http://schemas.microsoft.com/office/word/2010/wordprocessingInk" xmlns:wne="http://schemas.microsoft.com/office/word/2006/wordml" xmlns:wps="http://schemas.microsoft.com/office/word/2010/wordprocessingShape" mc:Ignorable="w14 w15 w16se w16cid w16 w16cex w16sdtdh w16sdtfl w16du wp14">
   <w:body>
     <w:p>
       <w:pPr>
@@ -98,7 +98,6 @@
         </w:rPr>
         <w:t>◆</w:t>
       </w:r>
-      <w:proofErr w:type="spellStart"/>
       <w:r>
         <w:rPr>
           <w:rFonts w:ascii="Tahoma" w:eastAsia="微软雅黑" w:hAnsi="Tahoma"/>
@@ -107,7 +106,6 @@
         </w:rPr>
         <w:t>Drill_CoreOfEventManager</w:t>
       </w:r>
-      <w:proofErr w:type="spellEnd"/>
       <w:r>
         <w:rPr>
           <w:rFonts w:ascii="Tahoma" w:eastAsia="微软雅黑" w:hAnsi="Tahoma"/>
@@ -214,7 +212,6 @@
         </w:rPr>
         <w:t>◆</w:t>
       </w:r>
-      <w:proofErr w:type="spellStart"/>
       <w:r>
         <w:rPr>
           <w:rFonts w:ascii="Tahoma" w:eastAsia="微软雅黑" w:hAnsi="Tahoma"/>
@@ -223,7 +220,6 @@
         </w:rPr>
         <w:t>Drill_EventDuplicator</w:t>
       </w:r>
-      <w:proofErr w:type="spellEnd"/>
       <w:r>
         <w:rPr>
           <w:rFonts w:ascii="Tahoma" w:eastAsia="微软雅黑" w:hAnsi="Tahoma"/>
@@ -317,7 +313,6 @@
         </w:rPr>
         <w:t>◆</w:t>
       </w:r>
-      <w:proofErr w:type="spellStart"/>
       <w:r>
         <w:rPr>
           <w:rFonts w:ascii="Tahoma" w:eastAsia="微软雅黑" w:hAnsi="Tahoma"/>
@@ -326,7 +321,6 @@
         </w:rPr>
         <w:t>Drill_EventDuplicator</w:t>
       </w:r>
-      <w:proofErr w:type="spellEnd"/>
       <w:r>
         <w:rPr>
           <w:rFonts w:ascii="Tahoma" w:eastAsia="微软雅黑" w:hAnsi="Tahoma"/>
@@ -420,7 +414,6 @@
         </w:rPr>
         <w:t>◆</w:t>
       </w:r>
-      <w:proofErr w:type="spellStart"/>
       <w:r>
         <w:rPr>
           <w:rFonts w:ascii="Tahoma" w:eastAsia="微软雅黑" w:hAnsi="Tahoma" w:hint="eastAsia"/>
@@ -429,7 +422,6 @@
         </w:rPr>
         <w:t>Drill_EventItemGenerator</w:t>
       </w:r>
-      <w:proofErr w:type="spellEnd"/>
       <w:r>
         <w:rPr>
           <w:rFonts w:ascii="Tahoma" w:eastAsia="微软雅黑" w:hAnsi="Tahoma"/>
@@ -1369,17 +1361,13 @@
       </w:pPr>
       <w:r>
         <w:rPr>
-          <w:rFonts w:ascii="宋体" w:eastAsia="宋体" w:hAnsi="宋体" w:cs="宋体" w:hint="eastAsia"/>
           <w:noProof/>
-          <w:kern w:val="0"/>
-          <w:sz w:val="24"/>
-          <w:szCs w:val="24"/>
         </w:rPr>
         <w:drawing>
-          <wp:inline distT="0" distB="0" distL="0" distR="0" wp14:anchorId="5A196B5B" wp14:editId="453D8068">
-            <wp:extent cx="2151656" cy="1356360"/>
-            <wp:effectExtent l="0" t="0" r="1270" b="0"/>
-            <wp:docPr id="1042799146" name="图片 2"/>
+          <wp:inline distT="0" distB="0" distL="0" distR="0" wp14:anchorId="08E6841D" wp14:editId="64B8A57F">
+            <wp:extent cx="2613660" cy="1647598"/>
+            <wp:effectExtent l="0" t="0" r="0" b="0"/>
+            <wp:docPr id="670681086" name="图片 1"/>
             <wp:cNvGraphicFramePr>
               <a:graphicFrameLocks xmlns:a="http://schemas.openxmlformats.org/drawingml/2006/main" noChangeAspect="1"/>
             </wp:cNvGraphicFramePr>
@@ -1387,7 +1375,7 @@
               <a:graphicData uri="http://schemas.openxmlformats.org/drawingml/2006/picture">
                 <pic:pic xmlns:pic="http://schemas.openxmlformats.org/drawingml/2006/picture">
                   <pic:nvPicPr>
-                    <pic:cNvPr id="0" name="Picture 10"/>
+                    <pic:cNvPr id="0" name="Picture 5"/>
                     <pic:cNvPicPr>
                       <a:picLocks noChangeAspect="1" noChangeArrowheads="1"/>
                     </pic:cNvPicPr>
@@ -1408,7 +1396,7 @@
                   <pic:spPr bwMode="auto">
                     <a:xfrm>
                       <a:off x="0" y="0"/>
-                      <a:ext cx="2161653" cy="1362662"/>
+                      <a:ext cx="2615989" cy="1649066"/>
                     </a:xfrm>
                     <a:prstGeom prst="rect">
                       <a:avLst/>
@@ -1439,17 +1427,13 @@
       </w:pPr>
       <w:r>
         <w:rPr>
-          <w:rFonts w:ascii="宋体" w:eastAsia="宋体" w:hAnsi="宋体" w:cs="宋体" w:hint="eastAsia"/>
           <w:noProof/>
-          <w:kern w:val="0"/>
-          <w:sz w:val="24"/>
-          <w:szCs w:val="24"/>
         </w:rPr>
         <w:drawing>
-          <wp:inline distT="0" distB="0" distL="0" distR="0" wp14:anchorId="154B0E5D" wp14:editId="05D7C6C2">
-            <wp:extent cx="4091940" cy="749811"/>
-            <wp:effectExtent l="0" t="0" r="3810" b="0"/>
-            <wp:docPr id="1321302529" name="图片 4"/>
+          <wp:inline distT="0" distB="0" distL="0" distR="0" wp14:anchorId="2E13C40E" wp14:editId="77192001">
+            <wp:extent cx="4817110" cy="882692"/>
+            <wp:effectExtent l="0" t="0" r="2540" b="0"/>
+            <wp:docPr id="686224490" name="图片 2"/>
             <wp:cNvGraphicFramePr>
               <a:graphicFrameLocks xmlns:a="http://schemas.openxmlformats.org/drawingml/2006/main" noChangeAspect="1"/>
             </wp:cNvGraphicFramePr>
@@ -1457,7 +1441,7 @@
               <a:graphicData uri="http://schemas.openxmlformats.org/drawingml/2006/picture">
                 <pic:pic xmlns:pic="http://schemas.openxmlformats.org/drawingml/2006/picture">
                   <pic:nvPicPr>
-                    <pic:cNvPr id="0" name="Picture 17"/>
+                    <pic:cNvPr id="0" name="Picture 7"/>
                     <pic:cNvPicPr>
                       <a:picLocks noChangeAspect="1" noChangeArrowheads="1"/>
                     </pic:cNvPicPr>
@@ -1478,7 +1462,7 @@
                   <pic:spPr bwMode="auto">
                     <a:xfrm>
                       <a:off x="0" y="0"/>
-                      <a:ext cx="4119365" cy="754836"/>
+                      <a:ext cx="4842127" cy="887276"/>
                     </a:xfrm>
                     <a:prstGeom prst="rect">
                       <a:avLst/>
@@ -1930,10 +1914,10 @@
             <v:path o:extrusionok="f" gradientshapeok="t" o:connecttype="rect"/>
             <o:lock v:ext="edit" aspectratio="t"/>
           </v:shapetype>
-          <v:shape id="_x0000_i1025" type="#_x0000_t75" style="width:414.6pt;height:34.8pt" o:ole="">
+          <v:shape id="_x0000_i1025" type="#_x0000_t75" style="width:414.45pt;height:35.05pt" o:ole="">
             <v:imagedata r:id="rId10" o:title=""/>
           </v:shape>
-          <o:OLEObject Type="Embed" ProgID="Visio.Drawing.15" ShapeID="_x0000_i1025" DrawAspect="Content" ObjectID="_1784607326" r:id="rId11"/>
+          <o:OLEObject Type="Embed" ProgID="Visio.Drawing.15" ShapeID="_x0000_i1025" DrawAspect="Content" ObjectID="_1815076011" r:id="rId11"/>
         </w:object>
       </w:r>
     </w:p>
@@ -2113,10 +2097,10 @@
           <w:sz w:val="22"/>
         </w:rPr>
         <w:object w:dxaOrig="7140" w:dyaOrig="3744" w14:anchorId="71D5267F">
-          <v:shape id="_x0000_i1026" type="#_x0000_t75" style="width:357pt;height:187.2pt" o:ole="">
+          <v:shape id="_x0000_i1026" type="#_x0000_t75" style="width:356.85pt;height:187.2pt" o:ole="">
             <v:imagedata r:id="rId12" o:title=""/>
           </v:shape>
-          <o:OLEObject Type="Embed" ProgID="Visio.Drawing.15" ShapeID="_x0000_i1026" DrawAspect="Content" ObjectID="_1784607327" r:id="rId13"/>
+          <o:OLEObject Type="Embed" ProgID="Visio.Drawing.15" ShapeID="_x0000_i1026" DrawAspect="Content" ObjectID="_1815076012" r:id="rId13"/>
         </w:object>
       </w:r>
     </w:p>
@@ -2460,10 +2444,10 @@
       </w:pPr>
       <w:r>
         <w:object w:dxaOrig="12108" w:dyaOrig="2713" w14:anchorId="6C0C941F">
-          <v:shape id="_x0000_i1027" type="#_x0000_t75" style="width:396.6pt;height:88.8pt" o:ole="">
+          <v:shape id="_x0000_i1027" type="#_x0000_t75" style="width:396.3pt;height:88.9pt" o:ole="">
             <v:imagedata r:id="rId14" o:title=""/>
           </v:shape>
-          <o:OLEObject Type="Embed" ProgID="Visio.Drawing.15" ShapeID="_x0000_i1027" DrawAspect="Content" ObjectID="_1784607328" r:id="rId15"/>
+          <o:OLEObject Type="Embed" ProgID="Visio.Drawing.15" ShapeID="_x0000_i1027" DrawAspect="Content" ObjectID="_1815076013" r:id="rId15"/>
         </w:object>
       </w:r>
     </w:p>
@@ -2705,10 +2689,10 @@
       </w:pPr>
       <w:r>
         <w:object w:dxaOrig="6685" w:dyaOrig="3745" w14:anchorId="3ADA673B">
-          <v:shape id="_x0000_i1028" type="#_x0000_t75" style="width:300pt;height:168pt" o:ole="">
+          <v:shape id="_x0000_i1028" type="#_x0000_t75" style="width:299.9pt;height:167.8pt" o:ole="">
             <v:imagedata r:id="rId16" o:title=""/>
           </v:shape>
-          <o:OLEObject Type="Embed" ProgID="Visio.Drawing.15" ShapeID="_x0000_i1028" DrawAspect="Content" ObjectID="_1784607329" r:id="rId17"/>
+          <o:OLEObject Type="Embed" ProgID="Visio.Drawing.15" ShapeID="_x0000_i1028" DrawAspect="Content" ObjectID="_1815076014" r:id="rId17"/>
         </w:object>
       </w:r>
     </w:p>
@@ -2782,17 +2766,13 @@
       </w:pPr>
       <w:r>
         <w:rPr>
-          <w:rFonts w:ascii="宋体" w:eastAsia="宋体" w:hAnsi="宋体" w:cs="宋体"/>
           <w:noProof/>
-          <w:kern w:val="0"/>
-          <w:sz w:val="24"/>
-          <w:szCs w:val="24"/>
         </w:rPr>
         <w:drawing>
-          <wp:inline distT="0" distB="0" distL="0" distR="0" wp14:anchorId="47F7A775" wp14:editId="02E00BC6">
-            <wp:extent cx="3444240" cy="944737"/>
-            <wp:effectExtent l="0" t="0" r="3810" b="8255"/>
-            <wp:docPr id="603305123" name="图片 603305123"/>
+          <wp:inline distT="0" distB="0" distL="0" distR="0" wp14:anchorId="2A025C21" wp14:editId="763CC1CA">
+            <wp:extent cx="3878580" cy="1063874"/>
+            <wp:effectExtent l="0" t="0" r="7620" b="3175"/>
+            <wp:docPr id="204114489" name="图片 3"/>
             <wp:cNvGraphicFramePr>
               <a:graphicFrameLocks xmlns:a="http://schemas.openxmlformats.org/drawingml/2006/main" noChangeAspect="1"/>
             </wp:cNvGraphicFramePr>
@@ -2800,7 +2780,7 @@
               <a:graphicData uri="http://schemas.openxmlformats.org/drawingml/2006/picture">
                 <pic:pic xmlns:pic="http://schemas.openxmlformats.org/drawingml/2006/picture">
                   <pic:nvPicPr>
-                    <pic:cNvPr id="0" name="Picture 19"/>
+                    <pic:cNvPr id="0" name="Picture 9"/>
                     <pic:cNvPicPr>
                       <a:picLocks noChangeAspect="1" noChangeArrowheads="1"/>
                     </pic:cNvPicPr>
@@ -2821,7 +2801,7 @@
                   <pic:spPr bwMode="auto">
                     <a:xfrm>
                       <a:off x="0" y="0"/>
-                      <a:ext cx="3458225" cy="948573"/>
+                      <a:ext cx="3889837" cy="1066962"/>
                     </a:xfrm>
                     <a:prstGeom prst="rect">
                       <a:avLst/>
@@ -3198,7 +3178,6 @@
         </w:rPr>
         <w:t>◆</w:t>
       </w:r>
-      <w:proofErr w:type="spellStart"/>
       <w:r>
         <w:rPr>
           <w:rFonts w:ascii="Tahoma" w:eastAsia="微软雅黑" w:hAnsi="Tahoma"/>
@@ -3207,7 +3186,6 @@
         </w:rPr>
         <w:t>Drill_EventItemGenerator</w:t>
       </w:r>
-      <w:proofErr w:type="spellEnd"/>
       <w:r>
         <w:rPr>
           <w:rFonts w:ascii="Tahoma" w:eastAsia="微软雅黑" w:hAnsi="Tahoma"/>
@@ -3284,16 +3262,13 @@
       </w:pPr>
       <w:r>
         <w:rPr>
-          <w:rFonts w:ascii="Tahoma" w:eastAsia="微软雅黑" w:hAnsi="Tahoma"/>
           <w:noProof/>
-          <w:kern w:val="0"/>
-          <w:sz w:val="22"/>
         </w:rPr>
         <w:drawing>
-          <wp:inline distT="0" distB="0" distL="0" distR="0" wp14:anchorId="6AC579B6" wp14:editId="0391DAB5">
-            <wp:extent cx="4466558" cy="2194560"/>
-            <wp:effectExtent l="0" t="0" r="0" b="0"/>
-            <wp:docPr id="2" name="图片 2"/>
+          <wp:inline distT="0" distB="0" distL="0" distR="0" wp14:anchorId="42C2C0C3" wp14:editId="5319688F">
+            <wp:extent cx="5045710" cy="2479117"/>
+            <wp:effectExtent l="0" t="0" r="2540" b="0"/>
+            <wp:docPr id="235734047" name="图片 4"/>
             <wp:cNvGraphicFramePr>
               <a:graphicFrameLocks xmlns:a="http://schemas.openxmlformats.org/drawingml/2006/main" noChangeAspect="1"/>
             </wp:cNvGraphicFramePr>
@@ -3301,7 +3276,7 @@
               <a:graphicData uri="http://schemas.openxmlformats.org/drawingml/2006/picture">
                 <pic:pic xmlns:pic="http://schemas.openxmlformats.org/drawingml/2006/picture">
                   <pic:nvPicPr>
-                    <pic:cNvPr id="0" name="Picture 3"/>
+                    <pic:cNvPr id="0" name="Picture 11"/>
                     <pic:cNvPicPr>
                       <a:picLocks noChangeAspect="1" noChangeArrowheads="1"/>
                     </pic:cNvPicPr>
@@ -3322,7 +3297,7 @@
                   <pic:spPr bwMode="auto">
                     <a:xfrm>
                       <a:off x="0" y="0"/>
-                      <a:ext cx="4477684" cy="2200026"/>
+                      <a:ext cx="5048150" cy="2480316"/>
                     </a:xfrm>
                     <a:prstGeom prst="rect">
                       <a:avLst/>
@@ -3353,16 +3328,13 @@
       </w:pPr>
       <w:r>
         <w:rPr>
-          <w:rFonts w:ascii="Tahoma" w:eastAsia="微软雅黑" w:hAnsi="Tahoma"/>
           <w:noProof/>
-          <w:kern w:val="0"/>
-          <w:sz w:val="22"/>
         </w:rPr>
         <w:drawing>
-          <wp:inline distT="0" distB="0" distL="0" distR="0" wp14:anchorId="5281DA64" wp14:editId="5AA41ECB">
-            <wp:extent cx="1699260" cy="1436337"/>
-            <wp:effectExtent l="0" t="0" r="0" b="0"/>
-            <wp:docPr id="3" name="图片 3"/>
+          <wp:inline distT="0" distB="0" distL="0" distR="0" wp14:anchorId="04AF8FBF" wp14:editId="72BF8B76">
+            <wp:extent cx="2125980" cy="1797032"/>
+            <wp:effectExtent l="0" t="0" r="7620" b="0"/>
+            <wp:docPr id="792676841" name="图片 5"/>
             <wp:cNvGraphicFramePr>
               <a:graphicFrameLocks xmlns:a="http://schemas.openxmlformats.org/drawingml/2006/main" noChangeAspect="1"/>
             </wp:cNvGraphicFramePr>
@@ -3370,7 +3342,7 @@
               <a:graphicData uri="http://schemas.openxmlformats.org/drawingml/2006/picture">
                 <pic:pic xmlns:pic="http://schemas.openxmlformats.org/drawingml/2006/picture">
                   <pic:nvPicPr>
-                    <pic:cNvPr id="0" name="Picture 5"/>
+                    <pic:cNvPr id="0" name="Picture 13"/>
                     <pic:cNvPicPr>
                       <a:picLocks noChangeAspect="1" noChangeArrowheads="1"/>
                     </pic:cNvPicPr>
@@ -3391,7 +3363,7 @@
                   <pic:spPr bwMode="auto">
                     <a:xfrm>
                       <a:off x="0" y="0"/>
-                      <a:ext cx="1702598" cy="1439158"/>
+                      <a:ext cx="2127568" cy="1798374"/>
                     </a:xfrm>
                     <a:prstGeom prst="rect">
                       <a:avLst/>
@@ -3531,7 +3503,6 @@
         </w:rPr>
         <w:t>◆</w:t>
       </w:r>
-      <w:proofErr w:type="spellStart"/>
       <w:r>
         <w:rPr>
           <w:rFonts w:ascii="Tahoma" w:eastAsia="微软雅黑" w:hAnsi="Tahoma"/>
@@ -3540,7 +3511,6 @@
         </w:rPr>
         <w:t>Drill_EventDuplicator</w:t>
       </w:r>
-      <w:proofErr w:type="spellEnd"/>
       <w:r>
         <w:rPr>
           <w:rFonts w:ascii="Tahoma" w:eastAsia="微软雅黑" w:hAnsi="Tahoma"/>
@@ -3760,16 +3730,13 @@
       </w:pPr>
       <w:r>
         <w:rPr>
-          <w:rFonts w:ascii="Tahoma" w:eastAsia="微软雅黑" w:hAnsi="Tahoma"/>
           <w:noProof/>
-          <w:kern w:val="0"/>
-          <w:sz w:val="22"/>
         </w:rPr>
         <w:drawing>
-          <wp:inline distT="0" distB="0" distL="0" distR="0" wp14:anchorId="3982616E" wp14:editId="59E0986B">
-            <wp:extent cx="4876800" cy="503768"/>
-            <wp:effectExtent l="0" t="0" r="0" b="0"/>
-            <wp:docPr id="5" name="图片 5"/>
+          <wp:inline distT="0" distB="0" distL="0" distR="0" wp14:anchorId="458B12AA" wp14:editId="01A75AD4">
+            <wp:extent cx="5106670" cy="527513"/>
+            <wp:effectExtent l="0" t="0" r="0" b="6350"/>
+            <wp:docPr id="1961833087" name="图片 6"/>
             <wp:cNvGraphicFramePr>
               <a:graphicFrameLocks xmlns:a="http://schemas.openxmlformats.org/drawingml/2006/main" noChangeAspect="1"/>
             </wp:cNvGraphicFramePr>
@@ -3777,7 +3744,7 @@
               <a:graphicData uri="http://schemas.openxmlformats.org/drawingml/2006/picture">
                 <pic:pic xmlns:pic="http://schemas.openxmlformats.org/drawingml/2006/picture">
                   <pic:nvPicPr>
-                    <pic:cNvPr id="0" name="Picture 9"/>
+                    <pic:cNvPr id="0" name="Picture 15"/>
                     <pic:cNvPicPr>
                       <a:picLocks noChangeAspect="1" noChangeArrowheads="1"/>
                     </pic:cNvPicPr>
@@ -3798,7 +3765,7 @@
                   <pic:spPr bwMode="auto">
                     <a:xfrm>
                       <a:off x="0" y="0"/>
-                      <a:ext cx="4900915" cy="506259"/>
+                      <a:ext cx="5116117" cy="528489"/>
                     </a:xfrm>
                     <a:prstGeom prst="rect">
                       <a:avLst/>
@@ -3829,16 +3796,13 @@
       </w:pPr>
       <w:r>
         <w:rPr>
-          <w:rFonts w:ascii="Tahoma" w:eastAsia="微软雅黑" w:hAnsi="Tahoma"/>
           <w:noProof/>
-          <w:kern w:val="0"/>
-          <w:sz w:val="22"/>
         </w:rPr>
         <w:drawing>
-          <wp:inline distT="0" distB="0" distL="0" distR="0" wp14:anchorId="18442A73" wp14:editId="6C3A58EF">
-            <wp:extent cx="1541982" cy="1173480"/>
-            <wp:effectExtent l="0" t="0" r="1270" b="7620"/>
-            <wp:docPr id="4" name="图片 4"/>
+          <wp:inline distT="0" distB="0" distL="0" distR="0" wp14:anchorId="4A9167EA" wp14:editId="698C3B30">
+            <wp:extent cx="1682160" cy="1280160"/>
+            <wp:effectExtent l="0" t="0" r="0" b="0"/>
+            <wp:docPr id="571876338" name="图片 7"/>
             <wp:cNvGraphicFramePr>
               <a:graphicFrameLocks xmlns:a="http://schemas.openxmlformats.org/drawingml/2006/main" noChangeAspect="1"/>
             </wp:cNvGraphicFramePr>
@@ -3846,7 +3810,7 @@
               <a:graphicData uri="http://schemas.openxmlformats.org/drawingml/2006/picture">
                 <pic:pic xmlns:pic="http://schemas.openxmlformats.org/drawingml/2006/picture">
                   <pic:nvPicPr>
-                    <pic:cNvPr id="0" name="Picture 7"/>
+                    <pic:cNvPr id="0" name="Picture 17"/>
                     <pic:cNvPicPr>
                       <a:picLocks noChangeAspect="1" noChangeArrowheads="1"/>
                     </pic:cNvPicPr>
@@ -3867,7 +3831,7 @@
                   <pic:spPr bwMode="auto">
                     <a:xfrm>
                       <a:off x="0" y="0"/>
-                      <a:ext cx="1550170" cy="1179711"/>
+                      <a:ext cx="1687902" cy="1284530"/>
                     </a:xfrm>
                     <a:prstGeom prst="rect">
                       <a:avLst/>
@@ -4040,16 +4004,13 @@
       </w:pPr>
       <w:r>
         <w:rPr>
-          <w:rFonts w:ascii="Tahoma" w:eastAsia="微软雅黑" w:hAnsi="Tahoma"/>
           <w:noProof/>
-          <w:kern w:val="0"/>
-          <w:sz w:val="22"/>
         </w:rPr>
         <w:drawing>
-          <wp:inline distT="0" distB="0" distL="0" distR="0" wp14:anchorId="0E2EBC45" wp14:editId="149ADBB1">
-            <wp:extent cx="3078480" cy="1828649"/>
-            <wp:effectExtent l="0" t="0" r="7620" b="635"/>
-            <wp:docPr id="6" name="图片 6"/>
+          <wp:inline distT="0" distB="0" distL="0" distR="0" wp14:anchorId="43BDF974" wp14:editId="54DC2280">
+            <wp:extent cx="3185160" cy="1897316"/>
+            <wp:effectExtent l="0" t="0" r="0" b="8255"/>
+            <wp:docPr id="1098900681" name="图片 8"/>
             <wp:cNvGraphicFramePr>
               <a:graphicFrameLocks xmlns:a="http://schemas.openxmlformats.org/drawingml/2006/main" noChangeAspect="1"/>
             </wp:cNvGraphicFramePr>
@@ -4057,7 +4018,7 @@
               <a:graphicData uri="http://schemas.openxmlformats.org/drawingml/2006/picture">
                 <pic:pic xmlns:pic="http://schemas.openxmlformats.org/drawingml/2006/picture">
                   <pic:nvPicPr>
-                    <pic:cNvPr id="0" name="Picture 11"/>
+                    <pic:cNvPr id="0" name="Picture 19"/>
                     <pic:cNvPicPr>
                       <a:picLocks noChangeAspect="1" noChangeArrowheads="1"/>
                     </pic:cNvPicPr>
@@ -4078,7 +4039,7 @@
                   <pic:spPr bwMode="auto">
                     <a:xfrm>
                       <a:off x="0" y="0"/>
-                      <a:ext cx="3087615" cy="1834075"/>
+                      <a:ext cx="3206166" cy="1909829"/>
                     </a:xfrm>
                     <a:prstGeom prst="rect">
                       <a:avLst/>
@@ -4220,6 +4181,7 @@
     <w:p>
       <w:pPr>
         <w:widowControl/>
+        <w:snapToGrid w:val="0"/>
         <w:jc w:val="center"/>
         <w:rPr>
           <w:rFonts w:ascii="宋体" w:eastAsia="宋体" w:hAnsi="宋体" w:cs="宋体" w:hint="eastAsia"/>
@@ -4230,17 +4192,13 @@
       </w:pPr>
       <w:r>
         <w:rPr>
-          <w:rFonts w:ascii="宋体" w:eastAsia="宋体" w:hAnsi="宋体" w:cs="宋体"/>
           <w:noProof/>
-          <w:kern w:val="0"/>
-          <w:sz w:val="24"/>
-          <w:szCs w:val="24"/>
         </w:rPr>
         <w:drawing>
-          <wp:inline distT="0" distB="0" distL="0" distR="0" wp14:anchorId="36E78014" wp14:editId="31CB620C">
-            <wp:extent cx="1463040" cy="899886"/>
-            <wp:effectExtent l="0" t="0" r="3810" b="0"/>
-            <wp:docPr id="12" name="图片 12"/>
+          <wp:inline distT="0" distB="0" distL="0" distR="0" wp14:anchorId="3D3C7B92" wp14:editId="666C48FA">
+            <wp:extent cx="1630680" cy="999033"/>
+            <wp:effectExtent l="0" t="0" r="7620" b="0"/>
+            <wp:docPr id="1908051825" name="图片 9"/>
             <wp:cNvGraphicFramePr>
               <a:graphicFrameLocks xmlns:a="http://schemas.openxmlformats.org/drawingml/2006/main" noChangeAspect="1"/>
             </wp:cNvGraphicFramePr>
@@ -4248,7 +4206,7 @@
               <a:graphicData uri="http://schemas.openxmlformats.org/drawingml/2006/picture">
                 <pic:pic xmlns:pic="http://schemas.openxmlformats.org/drawingml/2006/picture">
                   <pic:nvPicPr>
-                    <pic:cNvPr id="0" name="Picture 23"/>
+                    <pic:cNvPr id="0" name="Picture 21"/>
                     <pic:cNvPicPr>
                       <a:picLocks noChangeAspect="1" noChangeArrowheads="1"/>
                     </pic:cNvPicPr>
@@ -4269,7 +4227,7 @@
                   <pic:spPr bwMode="auto">
                     <a:xfrm>
                       <a:off x="0" y="0"/>
-                      <a:ext cx="1465111" cy="901160"/>
+                      <a:ext cx="1631633" cy="999617"/>
                     </a:xfrm>
                     <a:prstGeom prst="rect">
                       <a:avLst/>
@@ -4474,17 +4432,13 @@
       </w:pPr>
       <w:r>
         <w:rPr>
-          <w:rFonts w:ascii="宋体" w:eastAsia="宋体" w:hAnsi="宋体" w:cs="宋体"/>
           <w:noProof/>
-          <w:kern w:val="0"/>
-          <w:sz w:val="24"/>
-          <w:szCs w:val="24"/>
         </w:rPr>
         <w:drawing>
-          <wp:inline distT="0" distB="0" distL="0" distR="0" wp14:anchorId="1BA4E941" wp14:editId="3EE5A26D">
-            <wp:extent cx="3368040" cy="2363224"/>
-            <wp:effectExtent l="0" t="0" r="3810" b="0"/>
-            <wp:docPr id="7" name="图片 7"/>
+          <wp:inline distT="0" distB="0" distL="0" distR="0" wp14:anchorId="226FD9F4" wp14:editId="5262B949">
+            <wp:extent cx="3148330" cy="2209062"/>
+            <wp:effectExtent l="0" t="0" r="0" b="1270"/>
+            <wp:docPr id="2005382052" name="图片 10"/>
             <wp:cNvGraphicFramePr>
               <a:graphicFrameLocks xmlns:a="http://schemas.openxmlformats.org/drawingml/2006/main" noChangeAspect="1"/>
             </wp:cNvGraphicFramePr>
@@ -4492,7 +4446,7 @@
               <a:graphicData uri="http://schemas.openxmlformats.org/drawingml/2006/picture">
                 <pic:pic xmlns:pic="http://schemas.openxmlformats.org/drawingml/2006/picture">
                   <pic:nvPicPr>
-                    <pic:cNvPr id="0" name="Picture 13"/>
+                    <pic:cNvPr id="0" name="Picture 23"/>
                     <pic:cNvPicPr>
                       <a:picLocks noChangeAspect="1" noChangeArrowheads="1"/>
                     </pic:cNvPicPr>
@@ -4513,7 +4467,7 @@
                   <pic:spPr bwMode="auto">
                     <a:xfrm>
                       <a:off x="0" y="0"/>
-                      <a:ext cx="3371906" cy="2365936"/>
+                      <a:ext cx="3152075" cy="2211690"/>
                     </a:xfrm>
                     <a:prstGeom prst="rect">
                       <a:avLst/>
@@ -4619,17 +4573,13 @@
       </w:pPr>
       <w:r>
         <w:rPr>
-          <w:rFonts w:ascii="宋体" w:eastAsia="宋体" w:hAnsi="宋体" w:cs="宋体"/>
           <w:noProof/>
-          <w:kern w:val="0"/>
-          <w:sz w:val="24"/>
-          <w:szCs w:val="24"/>
         </w:rPr>
         <w:drawing>
-          <wp:inline distT="0" distB="0" distL="0" distR="0" wp14:anchorId="57CE4819" wp14:editId="0C641226">
-            <wp:extent cx="1860337" cy="1196340"/>
-            <wp:effectExtent l="0" t="0" r="6985" b="3810"/>
-            <wp:docPr id="13" name="图片 13"/>
+          <wp:inline distT="0" distB="0" distL="0" distR="0" wp14:anchorId="1D344732" wp14:editId="3D272ADA">
+            <wp:extent cx="1882140" cy="1210361"/>
+            <wp:effectExtent l="0" t="0" r="3810" b="8890"/>
+            <wp:docPr id="981272768" name="图片 11"/>
             <wp:cNvGraphicFramePr>
               <a:graphicFrameLocks xmlns:a="http://schemas.openxmlformats.org/drawingml/2006/main" noChangeAspect="1"/>
             </wp:cNvGraphicFramePr>
@@ -4658,7 +4608,7 @@
                   <pic:spPr bwMode="auto">
                     <a:xfrm>
                       <a:off x="0" y="0"/>
-                      <a:ext cx="1862421" cy="1197680"/>
+                      <a:ext cx="1888460" cy="1214425"/>
                     </a:xfrm>
                     <a:prstGeom prst="rect">
                       <a:avLst/>
@@ -4685,17 +4635,13 @@
       </w:r>
       <w:r>
         <w:rPr>
-          <w:rFonts w:ascii="宋体" w:eastAsia="宋体" w:hAnsi="宋体" w:cs="宋体"/>
           <w:noProof/>
-          <w:kern w:val="0"/>
-          <w:sz w:val="24"/>
-          <w:szCs w:val="24"/>
         </w:rPr>
         <w:drawing>
-          <wp:inline distT="0" distB="0" distL="0" distR="0" wp14:anchorId="033B8C4E" wp14:editId="1730E00E">
-            <wp:extent cx="1996440" cy="1177389"/>
-            <wp:effectExtent l="0" t="0" r="3810" b="3810"/>
-            <wp:docPr id="40" name="图片 40"/>
+          <wp:inline distT="0" distB="0" distL="0" distR="0" wp14:anchorId="10465DF2" wp14:editId="4B8F5528">
+            <wp:extent cx="2080260" cy="1226820"/>
+            <wp:effectExtent l="0" t="0" r="0" b="0"/>
+            <wp:docPr id="820282778" name="图片 12"/>
             <wp:cNvGraphicFramePr>
               <a:graphicFrameLocks xmlns:a="http://schemas.openxmlformats.org/drawingml/2006/main" noChangeAspect="1"/>
             </wp:cNvGraphicFramePr>
@@ -4703,7 +4649,7 @@
               <a:graphicData uri="http://schemas.openxmlformats.org/drawingml/2006/picture">
                 <pic:pic xmlns:pic="http://schemas.openxmlformats.org/drawingml/2006/picture">
                   <pic:nvPicPr>
-                    <pic:cNvPr id="0" name="Picture 25"/>
+                    <pic:cNvPr id="0" name="Picture 27"/>
                     <pic:cNvPicPr>
                       <a:picLocks noChangeAspect="1" noChangeArrowheads="1"/>
                     </pic:cNvPicPr>
@@ -4724,7 +4670,7 @@
                   <pic:spPr bwMode="auto">
                     <a:xfrm>
                       <a:off x="0" y="0"/>
-                      <a:ext cx="2014736" cy="1188179"/>
+                      <a:ext cx="2080260" cy="1226820"/>
                     </a:xfrm>
                     <a:prstGeom prst="rect">
                       <a:avLst/>
@@ -4999,17 +4945,13 @@
       </w:pPr>
       <w:r>
         <w:rPr>
-          <w:rFonts w:ascii="宋体" w:eastAsia="宋体" w:hAnsi="宋体" w:cs="宋体"/>
           <w:noProof/>
-          <w:kern w:val="0"/>
-          <w:sz w:val="24"/>
-          <w:szCs w:val="24"/>
         </w:rPr>
         <w:drawing>
-          <wp:inline distT="0" distB="0" distL="0" distR="0" wp14:anchorId="33697579" wp14:editId="3552A492">
-            <wp:extent cx="2378792" cy="1493520"/>
-            <wp:effectExtent l="0" t="0" r="2540" b="0"/>
-            <wp:docPr id="8" name="图片 8"/>
+          <wp:inline distT="0" distB="0" distL="0" distR="0" wp14:anchorId="729AC8CF" wp14:editId="6AEA1666">
+            <wp:extent cx="3009900" cy="1889760"/>
+            <wp:effectExtent l="0" t="0" r="0" b="0"/>
+            <wp:docPr id="894939655" name="图片 13"/>
             <wp:cNvGraphicFramePr>
               <a:graphicFrameLocks xmlns:a="http://schemas.openxmlformats.org/drawingml/2006/main" noChangeAspect="1"/>
             </wp:cNvGraphicFramePr>
@@ -5017,7 +4959,7 @@
               <a:graphicData uri="http://schemas.openxmlformats.org/drawingml/2006/picture">
                 <pic:pic xmlns:pic="http://schemas.openxmlformats.org/drawingml/2006/picture">
                   <pic:nvPicPr>
-                    <pic:cNvPr id="0" name="Picture 15"/>
+                    <pic:cNvPr id="0" name="Picture 29"/>
                     <pic:cNvPicPr>
                       <a:picLocks noChangeAspect="1" noChangeArrowheads="1"/>
                     </pic:cNvPicPr>
@@ -5038,7 +4980,7 @@
                   <pic:spPr bwMode="auto">
                     <a:xfrm>
                       <a:off x="0" y="0"/>
-                      <a:ext cx="2382946" cy="1496128"/>
+                      <a:ext cx="3009900" cy="1889760"/>
                     </a:xfrm>
                     <a:prstGeom prst="rect">
                       <a:avLst/>
@@ -5088,17 +5030,13 @@
       </w:pPr>
       <w:r>
         <w:rPr>
-          <w:rFonts w:ascii="宋体" w:eastAsia="宋体" w:hAnsi="宋体" w:cs="宋体"/>
           <w:noProof/>
-          <w:kern w:val="0"/>
-          <w:sz w:val="24"/>
-          <w:szCs w:val="24"/>
         </w:rPr>
         <w:drawing>
-          <wp:inline distT="0" distB="0" distL="0" distR="0" wp14:anchorId="29E9ADBA" wp14:editId="7EEB9E96">
-            <wp:extent cx="3821247" cy="784860"/>
-            <wp:effectExtent l="0" t="0" r="8255" b="0"/>
-            <wp:docPr id="14" name="图片 14"/>
+          <wp:inline distT="0" distB="0" distL="0" distR="0" wp14:anchorId="03156880" wp14:editId="691F6013">
+            <wp:extent cx="4138930" cy="850110"/>
+            <wp:effectExtent l="0" t="0" r="0" b="7620"/>
+            <wp:docPr id="1127498205" name="图片 14"/>
             <wp:cNvGraphicFramePr>
               <a:graphicFrameLocks xmlns:a="http://schemas.openxmlformats.org/drawingml/2006/main" noChangeAspect="1"/>
             </wp:cNvGraphicFramePr>
@@ -5106,7 +5044,7 @@
               <a:graphicData uri="http://schemas.openxmlformats.org/drawingml/2006/picture">
                 <pic:pic xmlns:pic="http://schemas.openxmlformats.org/drawingml/2006/picture">
                   <pic:nvPicPr>
-                    <pic:cNvPr id="0" name="Picture 27"/>
+                    <pic:cNvPr id="0" name="Picture 31"/>
                     <pic:cNvPicPr>
                       <a:picLocks noChangeAspect="1" noChangeArrowheads="1"/>
                     </pic:cNvPicPr>
@@ -5127,7 +5065,7 @@
                   <pic:spPr bwMode="auto">
                     <a:xfrm>
                       <a:off x="0" y="0"/>
-                      <a:ext cx="3838671" cy="788439"/>
+                      <a:ext cx="4160725" cy="854587"/>
                     </a:xfrm>
                     <a:prstGeom prst="rect">
                       <a:avLst/>
@@ -5423,17 +5361,13 @@
       </w:pPr>
       <w:r>
         <w:rPr>
-          <w:rFonts w:ascii="宋体" w:eastAsia="宋体" w:hAnsi="宋体" w:cs="宋体"/>
           <w:noProof/>
-          <w:kern w:val="0"/>
-          <w:sz w:val="24"/>
-          <w:szCs w:val="24"/>
         </w:rPr>
         <w:drawing>
-          <wp:inline distT="0" distB="0" distL="0" distR="0" wp14:anchorId="2B92889C" wp14:editId="0EAFEDBE">
-            <wp:extent cx="3078480" cy="382636"/>
-            <wp:effectExtent l="0" t="0" r="0" b="0"/>
-            <wp:docPr id="9" name="图片 9"/>
+          <wp:inline distT="0" distB="0" distL="0" distR="0" wp14:anchorId="6B975E58" wp14:editId="641D6A63">
+            <wp:extent cx="3939540" cy="489660"/>
+            <wp:effectExtent l="0" t="0" r="3810" b="5715"/>
+            <wp:docPr id="1629445518" name="图片 15"/>
             <wp:cNvGraphicFramePr>
               <a:graphicFrameLocks xmlns:a="http://schemas.openxmlformats.org/drawingml/2006/main" noChangeAspect="1"/>
             </wp:cNvGraphicFramePr>
@@ -5441,7 +5375,7 @@
               <a:graphicData uri="http://schemas.openxmlformats.org/drawingml/2006/picture">
                 <pic:pic xmlns:pic="http://schemas.openxmlformats.org/drawingml/2006/picture">
                   <pic:nvPicPr>
-                    <pic:cNvPr id="0" name="Picture 17"/>
+                    <pic:cNvPr id="0" name="Picture 33"/>
                     <pic:cNvPicPr>
                       <a:picLocks noChangeAspect="1" noChangeArrowheads="1"/>
                     </pic:cNvPicPr>
@@ -5462,7 +5396,7 @@
                   <pic:spPr bwMode="auto">
                     <a:xfrm>
                       <a:off x="0" y="0"/>
-                      <a:ext cx="3140916" cy="390396"/>
+                      <a:ext cx="3945881" cy="490448"/>
                     </a:xfrm>
                     <a:prstGeom prst="rect">
                       <a:avLst/>
@@ -5493,17 +5427,13 @@
       </w:pPr>
       <w:r>
         <w:rPr>
-          <w:rFonts w:ascii="宋体" w:eastAsia="宋体" w:hAnsi="宋体" w:cs="宋体"/>
           <w:noProof/>
-          <w:kern w:val="0"/>
-          <w:sz w:val="24"/>
-          <w:szCs w:val="24"/>
         </w:rPr>
         <w:drawing>
-          <wp:inline distT="0" distB="0" distL="0" distR="0" wp14:anchorId="15B1E718" wp14:editId="33DFD6B1">
-            <wp:extent cx="3063240" cy="840231"/>
-            <wp:effectExtent l="0" t="0" r="3810" b="0"/>
-            <wp:docPr id="10" name="图片 10"/>
+          <wp:inline distT="0" distB="0" distL="0" distR="0" wp14:anchorId="3F3E8EF0" wp14:editId="5B60296B">
+            <wp:extent cx="3954780" cy="1084775"/>
+            <wp:effectExtent l="0" t="0" r="7620" b="1270"/>
+            <wp:docPr id="30047426" name="图片 16"/>
             <wp:cNvGraphicFramePr>
               <a:graphicFrameLocks xmlns:a="http://schemas.openxmlformats.org/drawingml/2006/main" noChangeAspect="1"/>
             </wp:cNvGraphicFramePr>
@@ -5511,7 +5441,7 @@
               <a:graphicData uri="http://schemas.openxmlformats.org/drawingml/2006/picture">
                 <pic:pic xmlns:pic="http://schemas.openxmlformats.org/drawingml/2006/picture">
                   <pic:nvPicPr>
-                    <pic:cNvPr id="0" name="Picture 19"/>
+                    <pic:cNvPr id="0" name="Picture 35"/>
                     <pic:cNvPicPr>
                       <a:picLocks noChangeAspect="1" noChangeArrowheads="1"/>
                     </pic:cNvPicPr>
@@ -5532,7 +5462,7 @@
                   <pic:spPr bwMode="auto">
                     <a:xfrm>
                       <a:off x="0" y="0"/>
-                      <a:ext cx="3084388" cy="846032"/>
+                      <a:ext cx="3996702" cy="1096274"/>
                     </a:xfrm>
                     <a:prstGeom prst="rect">
                       <a:avLst/>
@@ -5696,17 +5626,13 @@
       </w:pPr>
       <w:r>
         <w:rPr>
-          <w:rFonts w:ascii="宋体" w:eastAsia="宋体" w:hAnsi="宋体" w:cs="宋体"/>
           <w:noProof/>
-          <w:kern w:val="0"/>
-          <w:sz w:val="24"/>
-          <w:szCs w:val="24"/>
         </w:rPr>
         <w:drawing>
-          <wp:inline distT="0" distB="0" distL="0" distR="0" wp14:anchorId="642EE04D" wp14:editId="58581AE4">
-            <wp:extent cx="4046220" cy="1123842"/>
-            <wp:effectExtent l="0" t="0" r="0" b="635"/>
-            <wp:docPr id="16" name="图片 16"/>
+          <wp:inline distT="0" distB="0" distL="0" distR="0" wp14:anchorId="71405325" wp14:editId="75BE2DA0">
+            <wp:extent cx="4786630" cy="1329491"/>
+            <wp:effectExtent l="0" t="0" r="0" b="4445"/>
+            <wp:docPr id="839830215" name="图片 17"/>
             <wp:cNvGraphicFramePr>
               <a:graphicFrameLocks xmlns:a="http://schemas.openxmlformats.org/drawingml/2006/main" noChangeAspect="1"/>
             </wp:cNvGraphicFramePr>
@@ -5714,7 +5640,7 @@
               <a:graphicData uri="http://schemas.openxmlformats.org/drawingml/2006/picture">
                 <pic:pic xmlns:pic="http://schemas.openxmlformats.org/drawingml/2006/picture">
                   <pic:nvPicPr>
-                    <pic:cNvPr id="0" name="Picture 31"/>
+                    <pic:cNvPr id="0" name="Picture 37"/>
                     <pic:cNvPicPr>
                       <a:picLocks noChangeAspect="1" noChangeArrowheads="1"/>
                     </pic:cNvPicPr>
@@ -5735,7 +5661,7 @@
                   <pic:spPr bwMode="auto">
                     <a:xfrm>
                       <a:off x="0" y="0"/>
-                      <a:ext cx="4053565" cy="1125882"/>
+                      <a:ext cx="4790566" cy="1330584"/>
                     </a:xfrm>
                     <a:prstGeom prst="rect">
                       <a:avLst/>
@@ -5765,17 +5691,13 @@
       </w:pPr>
       <w:r>
         <w:rPr>
-          <w:rFonts w:ascii="宋体" w:eastAsia="宋体" w:hAnsi="宋体" w:cs="宋体"/>
           <w:noProof/>
-          <w:kern w:val="0"/>
-          <w:sz w:val="24"/>
-          <w:szCs w:val="24"/>
         </w:rPr>
         <w:drawing>
-          <wp:inline distT="0" distB="0" distL="0" distR="0" wp14:anchorId="35346E57" wp14:editId="48FA90D1">
-            <wp:extent cx="2270760" cy="1611221"/>
-            <wp:effectExtent l="0" t="0" r="0" b="8255"/>
-            <wp:docPr id="15" name="图片 15"/>
+          <wp:inline distT="0" distB="0" distL="0" distR="0" wp14:anchorId="1D4EB8A3" wp14:editId="1EA8DECB">
+            <wp:extent cx="1836401" cy="1303020"/>
+            <wp:effectExtent l="0" t="0" r="0" b="0"/>
+            <wp:docPr id="202353432" name="图片 18"/>
             <wp:cNvGraphicFramePr>
               <a:graphicFrameLocks xmlns:a="http://schemas.openxmlformats.org/drawingml/2006/main" noChangeAspect="1"/>
             </wp:cNvGraphicFramePr>
@@ -5783,7 +5705,7 @@
               <a:graphicData uri="http://schemas.openxmlformats.org/drawingml/2006/picture">
                 <pic:pic xmlns:pic="http://schemas.openxmlformats.org/drawingml/2006/picture">
                   <pic:nvPicPr>
-                    <pic:cNvPr id="0" name="Picture 29"/>
+                    <pic:cNvPr id="0" name="Picture 39"/>
                     <pic:cNvPicPr>
                       <a:picLocks noChangeAspect="1" noChangeArrowheads="1"/>
                     </pic:cNvPicPr>
@@ -5804,7 +5726,7 @@
                   <pic:spPr bwMode="auto">
                     <a:xfrm>
                       <a:off x="0" y="0"/>
-                      <a:ext cx="2290223" cy="1625031"/>
+                      <a:ext cx="1842239" cy="1307162"/>
                     </a:xfrm>
                     <a:prstGeom prst="rect">
                       <a:avLst/>
@@ -5983,7 +5905,6 @@
     <w:p>
       <w:pPr>
         <w:widowControl/>
-        <w:snapToGrid w:val="0"/>
         <w:jc w:val="center"/>
         <w:rPr>
           <w:rFonts w:ascii="宋体" w:eastAsia="宋体" w:hAnsi="宋体" w:cs="宋体" w:hint="eastAsia"/>
@@ -5994,17 +5915,13 @@
       </w:pPr>
       <w:r>
         <w:rPr>
-          <w:rFonts w:ascii="宋体" w:eastAsia="宋体" w:hAnsi="宋体" w:cs="宋体"/>
           <w:noProof/>
-          <w:kern w:val="0"/>
-          <w:sz w:val="24"/>
-          <w:szCs w:val="24"/>
         </w:rPr>
         <w:drawing>
-          <wp:inline distT="0" distB="0" distL="0" distR="0" wp14:anchorId="58267C17" wp14:editId="5B0F71DA">
-            <wp:extent cx="5182608" cy="1112520"/>
-            <wp:effectExtent l="0" t="0" r="0" b="0"/>
-            <wp:docPr id="17" name="图片 17"/>
+          <wp:inline distT="0" distB="0" distL="0" distR="0" wp14:anchorId="4296A0AF" wp14:editId="539E00D8">
+            <wp:extent cx="5196840" cy="1115575"/>
+            <wp:effectExtent l="0" t="0" r="3810" b="8890"/>
+            <wp:docPr id="1741711541" name="图片 19"/>
             <wp:cNvGraphicFramePr>
               <a:graphicFrameLocks xmlns:a="http://schemas.openxmlformats.org/drawingml/2006/main" noChangeAspect="1"/>
             </wp:cNvGraphicFramePr>
@@ -6012,7 +5929,7 @@
               <a:graphicData uri="http://schemas.openxmlformats.org/drawingml/2006/picture">
                 <pic:pic xmlns:pic="http://schemas.openxmlformats.org/drawingml/2006/picture">
                   <pic:nvPicPr>
-                    <pic:cNvPr id="0" name="Picture 33"/>
+                    <pic:cNvPr id="0" name="Picture 41"/>
                     <pic:cNvPicPr>
                       <a:picLocks noChangeAspect="1" noChangeArrowheads="1"/>
                     </pic:cNvPicPr>
@@ -6033,7 +5950,7 @@
                   <pic:spPr bwMode="auto">
                     <a:xfrm>
                       <a:off x="0" y="0"/>
-                      <a:ext cx="5196176" cy="1115433"/>
+                      <a:ext cx="5207503" cy="1117864"/>
                     </a:xfrm>
                     <a:prstGeom prst="rect">
                       <a:avLst/>
@@ -6342,17 +6259,13 @@
       </w:pPr>
       <w:r>
         <w:rPr>
-          <w:rFonts w:ascii="宋体" w:eastAsia="宋体" w:hAnsi="宋体" w:cs="宋体"/>
           <w:noProof/>
-          <w:kern w:val="0"/>
-          <w:sz w:val="24"/>
-          <w:szCs w:val="24"/>
         </w:rPr>
         <w:drawing>
-          <wp:inline distT="0" distB="0" distL="0" distR="0" wp14:anchorId="6283AAFD" wp14:editId="5084A165">
+          <wp:inline distT="0" distB="0" distL="0" distR="0" wp14:anchorId="14CB54C2" wp14:editId="065CD6FC">
             <wp:extent cx="5274310" cy="410845"/>
             <wp:effectExtent l="0" t="0" r="2540" b="8255"/>
-            <wp:docPr id="18" name="图片 18"/>
+            <wp:docPr id="1753507978" name="图片 20"/>
             <wp:cNvGraphicFramePr>
               <a:graphicFrameLocks xmlns:a="http://schemas.openxmlformats.org/drawingml/2006/main" noChangeAspect="1"/>
             </wp:cNvGraphicFramePr>
@@ -6360,7 +6273,7 @@
               <a:graphicData uri="http://schemas.openxmlformats.org/drawingml/2006/picture">
                 <pic:pic xmlns:pic="http://schemas.openxmlformats.org/drawingml/2006/picture">
                   <pic:nvPicPr>
-                    <pic:cNvPr id="0" name="Picture 35"/>
+                    <pic:cNvPr id="0" name="Picture 43"/>
                     <pic:cNvPicPr>
                       <a:picLocks noChangeAspect="1" noChangeArrowheads="1"/>
                     </pic:cNvPicPr>
@@ -6633,17 +6546,13 @@
       </w:pPr>
       <w:r>
         <w:rPr>
-          <w:rFonts w:ascii="宋体" w:eastAsia="宋体" w:hAnsi="宋体" w:cs="宋体"/>
           <w:noProof/>
-          <w:kern w:val="0"/>
-          <w:sz w:val="24"/>
-          <w:szCs w:val="24"/>
         </w:rPr>
         <w:drawing>
-          <wp:inline distT="0" distB="0" distL="0" distR="0" wp14:anchorId="3AD410AA" wp14:editId="75223399">
-            <wp:extent cx="4568594" cy="1249680"/>
-            <wp:effectExtent l="0" t="0" r="3810" b="7620"/>
-            <wp:docPr id="19" name="图片 19"/>
+          <wp:inline distT="0" distB="0" distL="0" distR="0" wp14:anchorId="36A9F6E0" wp14:editId="34871BDE">
+            <wp:extent cx="5274310" cy="1441450"/>
+            <wp:effectExtent l="0" t="0" r="2540" b="6350"/>
+            <wp:docPr id="492199938" name="图片 21"/>
             <wp:cNvGraphicFramePr>
               <a:graphicFrameLocks xmlns:a="http://schemas.openxmlformats.org/drawingml/2006/main" noChangeAspect="1"/>
             </wp:cNvGraphicFramePr>
@@ -6651,7 +6560,7 @@
               <a:graphicData uri="http://schemas.openxmlformats.org/drawingml/2006/picture">
                 <pic:pic xmlns:pic="http://schemas.openxmlformats.org/drawingml/2006/picture">
                   <pic:nvPicPr>
-                    <pic:cNvPr id="0" name="Picture 37"/>
+                    <pic:cNvPr id="0" name="Picture 45"/>
                     <pic:cNvPicPr>
                       <a:picLocks noChangeAspect="1" noChangeArrowheads="1"/>
                     </pic:cNvPicPr>
@@ -6672,7 +6581,7 @@
                   <pic:spPr bwMode="auto">
                     <a:xfrm>
                       <a:off x="0" y="0"/>
-                      <a:ext cx="4584639" cy="1254069"/>
+                      <a:ext cx="5274310" cy="1441450"/>
                     </a:xfrm>
                     <a:prstGeom prst="rect">
                       <a:avLst/>
@@ -6856,17 +6765,13 @@
       </w:pPr>
       <w:r>
         <w:rPr>
-          <w:rFonts w:ascii="宋体" w:eastAsia="宋体" w:hAnsi="宋体" w:cs="宋体"/>
           <w:noProof/>
-          <w:kern w:val="0"/>
-          <w:sz w:val="24"/>
-          <w:szCs w:val="24"/>
         </w:rPr>
         <w:drawing>
-          <wp:inline distT="0" distB="0" distL="0" distR="0" wp14:anchorId="39D1F048" wp14:editId="38DFA511">
-            <wp:extent cx="4739640" cy="1980651"/>
-            <wp:effectExtent l="0" t="0" r="3810" b="635"/>
-            <wp:docPr id="11" name="图片 11"/>
+          <wp:inline distT="0" distB="0" distL="0" distR="0" wp14:anchorId="71316160" wp14:editId="1D78F167">
+            <wp:extent cx="5274310" cy="2204085"/>
+            <wp:effectExtent l="0" t="0" r="2540" b="5715"/>
+            <wp:docPr id="2010369972" name="图片 22"/>
             <wp:cNvGraphicFramePr>
               <a:graphicFrameLocks xmlns:a="http://schemas.openxmlformats.org/drawingml/2006/main" noChangeAspect="1"/>
             </wp:cNvGraphicFramePr>
@@ -6874,7 +6779,7 @@
               <a:graphicData uri="http://schemas.openxmlformats.org/drawingml/2006/picture">
                 <pic:pic xmlns:pic="http://schemas.openxmlformats.org/drawingml/2006/picture">
                   <pic:nvPicPr>
-                    <pic:cNvPr id="0" name="Picture 21"/>
+                    <pic:cNvPr id="0" name="Picture 47"/>
                     <pic:cNvPicPr>
                       <a:picLocks noChangeAspect="1" noChangeArrowheads="1"/>
                     </pic:cNvPicPr>
@@ -6895,7 +6800,7 @@
                   <pic:spPr bwMode="auto">
                     <a:xfrm>
                       <a:off x="0" y="0"/>
-                      <a:ext cx="4751261" cy="1985507"/>
+                      <a:ext cx="5274310" cy="2204085"/>
                     </a:xfrm>
                     <a:prstGeom prst="rect">
                       <a:avLst/>
@@ -7079,7 +6984,6 @@
         </w:rPr>
         <w:t>◆</w:t>
       </w:r>
-      <w:proofErr w:type="spellStart"/>
       <w:r>
         <w:rPr>
           <w:rFonts w:ascii="Tahoma" w:eastAsia="微软雅黑" w:hAnsi="Tahoma"/>
@@ -7088,7 +6992,6 @@
         </w:rPr>
         <w:t>Drill_EventDuplicator</w:t>
       </w:r>
-      <w:proofErr w:type="spellEnd"/>
       <w:r>
         <w:rPr>
           <w:rFonts w:ascii="Tahoma" w:eastAsia="微软雅黑" w:hAnsi="Tahoma"/>
@@ -7300,16 +7203,13 @@
       </w:pPr>
       <w:r>
         <w:rPr>
-          <w:rFonts w:ascii="Tahoma" w:eastAsia="微软雅黑" w:hAnsi="Tahoma" w:hint="eastAsia"/>
           <w:noProof/>
-          <w:kern w:val="0"/>
-          <w:sz w:val="22"/>
         </w:rPr>
         <w:drawing>
-          <wp:inline distT="0" distB="0" distL="0" distR="0" wp14:anchorId="50ADD521" wp14:editId="3C0556EE">
+          <wp:inline distT="0" distB="0" distL="0" distR="0" wp14:anchorId="0E167A53" wp14:editId="2419BB7E">
             <wp:extent cx="1714500" cy="1257300"/>
             <wp:effectExtent l="0" t="0" r="0" b="0"/>
-            <wp:docPr id="770340774" name="图片 8"/>
+            <wp:docPr id="1453715390" name="图片 23"/>
             <wp:cNvGraphicFramePr>
               <a:graphicFrameLocks xmlns:a="http://schemas.openxmlformats.org/drawingml/2006/main" noChangeAspect="1"/>
             </wp:cNvGraphicFramePr>
@@ -7317,7 +7217,7 @@
               <a:graphicData uri="http://schemas.openxmlformats.org/drawingml/2006/picture">
                 <pic:pic xmlns:pic="http://schemas.openxmlformats.org/drawingml/2006/picture">
                   <pic:nvPicPr>
-                    <pic:cNvPr id="0" name="Picture 47"/>
+                    <pic:cNvPr id="0" name="Picture 49"/>
                     <pic:cNvPicPr>
                       <a:picLocks noChangeAspect="1" noChangeArrowheads="1"/>
                     </pic:cNvPicPr>
@@ -7678,16 +7578,13 @@
       </w:pPr>
       <w:r>
         <w:rPr>
-          <w:rFonts w:ascii="Tahoma" w:eastAsia="微软雅黑" w:hAnsi="Tahoma" w:hint="eastAsia"/>
           <w:noProof/>
-          <w:kern w:val="0"/>
-          <w:sz w:val="22"/>
         </w:rPr>
         <w:drawing>
-          <wp:inline distT="0" distB="0" distL="0" distR="0" wp14:anchorId="4BF91676" wp14:editId="05D8CAFD">
-            <wp:extent cx="4777740" cy="552782"/>
-            <wp:effectExtent l="0" t="0" r="3810" b="0"/>
-            <wp:docPr id="640704512" name="图片 6"/>
+          <wp:inline distT="0" distB="0" distL="0" distR="0" wp14:anchorId="459450CF" wp14:editId="0DFBEC7E">
+            <wp:extent cx="5220031" cy="603955"/>
+            <wp:effectExtent l="0" t="0" r="0" b="5715"/>
+            <wp:docPr id="1521840640" name="图片 24"/>
             <wp:cNvGraphicFramePr>
               <a:graphicFrameLocks xmlns:a="http://schemas.openxmlformats.org/drawingml/2006/main" noChangeAspect="1"/>
             </wp:cNvGraphicFramePr>
@@ -7695,7 +7592,7 @@
               <a:graphicData uri="http://schemas.openxmlformats.org/drawingml/2006/picture">
                 <pic:pic xmlns:pic="http://schemas.openxmlformats.org/drawingml/2006/picture">
                   <pic:nvPicPr>
-                    <pic:cNvPr id="0" name="Picture 40"/>
+                    <pic:cNvPr id="0" name="Picture 51"/>
                     <pic:cNvPicPr>
                       <a:picLocks noChangeAspect="1" noChangeArrowheads="1"/>
                     </pic:cNvPicPr>
@@ -7716,7 +7613,7 @@
                   <pic:spPr bwMode="auto">
                     <a:xfrm>
                       <a:off x="0" y="0"/>
-                      <a:ext cx="4890228" cy="565797"/>
+                      <a:ext cx="5244874" cy="606829"/>
                     </a:xfrm>
                     <a:prstGeom prst="rect">
                       <a:avLst/>
@@ -7873,7 +7770,7 @@
 </file>
 
 <file path=word/endnotes.xml><?xml version="1.0" encoding="utf-8"?>
-<w:endnotes xmlns:wpc="http://schemas.microsoft.com/office/word/2010/wordprocessingCanvas" xmlns:cx="http://schemas.microsoft.com/office/drawing/2014/chartex" xmlns:cx1="http://schemas.microsoft.com/office/drawing/2015/9/8/chartex" xmlns:cx2="http://schemas.microsoft.com/office/drawing/2015/10/21/chartex" xmlns:cx3="http://schemas.microsoft.com/office/drawing/2016/5/9/chartex" xmlns:cx4="http://schemas.microsoft.com/office/drawing/2016/5/10/chartex" xmlns:cx5="http://schemas.microsoft.com/office/drawing/2016/5/11/chartex" xmlns:cx6="http://schemas.microsoft.com/office/drawing/2016/5/12/chartex" xmlns:cx7="http://schemas.microsoft.com/office/drawing/2016/5/13/chartex" xmlns:cx8="http://schemas.microsoft.com/office/drawing/2016/5/14/chartex" xmlns:mc="http://schemas.openxmlformats.org/markup-compatibility/2006" xmlns:aink="http://schemas.microsoft.com/office/drawing/2016/ink" xmlns:am3d="http://schemas.microsoft.com/office/drawing/2017/model3d" xmlns:o="urn:schemas-microsoft-com:office:office" xmlns:oel="http://schemas.microsoft.com/office/2019/extlst" xmlns:r="http://schemas.openxmlformats.org/officeDocument/2006/relationships" xmlns:m="http://schemas.openxmlformats.org/officeDocument/2006/math" xmlns:v="urn:schemas-microsoft-com:vml" xmlns:wp14="http://schemas.microsoft.com/office/word/2010/wordprocessingDrawing" xmlns:wp="http://schemas.openxmlformats.org/drawingml/2006/wordprocessingDrawing" xmlns:w10="urn:schemas-microsoft-com:office:word" xmlns:w="http://schemas.openxmlformats.org/wordprocessingml/2006/main" xmlns:w14="http://schemas.microsoft.com/office/word/2010/wordml" xmlns:w15="http://schemas.microsoft.com/office/word/2012/wordml" xmlns:w16cex="http://schemas.microsoft.com/office/word/2018/wordml/cex" xmlns:w16cid="http://schemas.microsoft.com/office/word/2016/wordml/cid" xmlns:w16="http://schemas.microsoft.com/office/word/2018/wordml" xmlns:w16du="http://schemas.microsoft.com/office/word/2023/wordml/word16du" xmlns:w16sdtdh="http://schemas.microsoft.com/office/word/2020/wordml/sdtdatahash" xmlns:w16se="http://schemas.microsoft.com/office/word/2015/wordml/symex" xmlns:wpg="http://schemas.microsoft.com/office/word/2010/wordprocessingGroup" xmlns:wpi="http://schemas.microsoft.com/office/word/2010/wordprocessingInk" xmlns:wne="http://schemas.microsoft.com/office/word/2006/wordml" xmlns:wps="http://schemas.microsoft.com/office/word/2010/wordprocessingShape" mc:Ignorable="w14 w15 w16se w16cid w16 w16cex w16sdtdh w16du wp14">
+<w:endnotes xmlns:wpc="http://schemas.microsoft.com/office/word/2010/wordprocessingCanvas" xmlns:cx="http://schemas.microsoft.com/office/drawing/2014/chartex" xmlns:cx1="http://schemas.microsoft.com/office/drawing/2015/9/8/chartex" xmlns:cx2="http://schemas.microsoft.com/office/drawing/2015/10/21/chartex" xmlns:cx3="http://schemas.microsoft.com/office/drawing/2016/5/9/chartex" xmlns:cx4="http://schemas.microsoft.com/office/drawing/2016/5/10/chartex" xmlns:cx5="http://schemas.microsoft.com/office/drawing/2016/5/11/chartex" xmlns:cx6="http://schemas.microsoft.com/office/drawing/2016/5/12/chartex" xmlns:cx7="http://schemas.microsoft.com/office/drawing/2016/5/13/chartex" xmlns:cx8="http://schemas.microsoft.com/office/drawing/2016/5/14/chartex" xmlns:mc="http://schemas.openxmlformats.org/markup-compatibility/2006" xmlns:aink="http://schemas.microsoft.com/office/drawing/2016/ink" xmlns:am3d="http://schemas.microsoft.com/office/drawing/2017/model3d" xmlns:o="urn:schemas-microsoft-com:office:office" xmlns:oel="http://schemas.microsoft.com/office/2019/extlst" xmlns:r="http://schemas.openxmlformats.org/officeDocument/2006/relationships" xmlns:m="http://schemas.openxmlformats.org/officeDocument/2006/math" xmlns:v="urn:schemas-microsoft-com:vml" xmlns:wp14="http://schemas.microsoft.com/office/word/2010/wordprocessingDrawing" xmlns:wp="http://schemas.openxmlformats.org/drawingml/2006/wordprocessingDrawing" xmlns:w10="urn:schemas-microsoft-com:office:word" xmlns:w="http://schemas.openxmlformats.org/wordprocessingml/2006/main" xmlns:w14="http://schemas.microsoft.com/office/word/2010/wordml" xmlns:w15="http://schemas.microsoft.com/office/word/2012/wordml" xmlns:w16cex="http://schemas.microsoft.com/office/word/2018/wordml/cex" xmlns:w16cid="http://schemas.microsoft.com/office/word/2016/wordml/cid" xmlns:w16="http://schemas.microsoft.com/office/word/2018/wordml" xmlns:w16du="http://schemas.microsoft.com/office/word/2023/wordml/word16du" xmlns:w16sdtdh="http://schemas.microsoft.com/office/word/2020/wordml/sdtdatahash" xmlns:w16sdtfl="http://schemas.microsoft.com/office/word/2024/wordml/sdtformatlock" xmlns:w16se="http://schemas.microsoft.com/office/word/2015/wordml/symex" xmlns:wpg="http://schemas.microsoft.com/office/word/2010/wordprocessingGroup" xmlns:wpi="http://schemas.microsoft.com/office/word/2010/wordprocessingInk" xmlns:wne="http://schemas.microsoft.com/office/word/2006/wordml" xmlns:wps="http://schemas.microsoft.com/office/word/2010/wordprocessingShape" mc:Ignorable="w14 w15 w16se w16cid w16 w16cex w16sdtdh w16sdtfl w16du wp14">
   <w:endnote w:type="separator" w:id="-1">
     <w:p>
       <w:pPr>
@@ -7902,7 +7799,7 @@
 </file>
 
 <file path=word/footnotes.xml><?xml version="1.0" encoding="utf-8"?>
-<w:footnotes xmlns:wpc="http://schemas.microsoft.com/office/word/2010/wordprocessingCanvas" xmlns:cx="http://schemas.microsoft.com/office/drawing/2014/chartex" xmlns:cx1="http://schemas.microsoft.com/office/drawing/2015/9/8/chartex" xmlns:cx2="http://schemas.microsoft.com/office/drawing/2015/10/21/chartex" xmlns:cx3="http://schemas.microsoft.com/office/drawing/2016/5/9/chartex" xmlns:cx4="http://schemas.microsoft.com/office/drawing/2016/5/10/chartex" xmlns:cx5="http://schemas.microsoft.com/office/drawing/2016/5/11/chartex" xmlns:cx6="http://schemas.microsoft.com/office/drawing/2016/5/12/chartex" xmlns:cx7="http://schemas.microsoft.com/office/drawing/2016/5/13/chartex" xmlns:cx8="http://schemas.microsoft.com/office/drawing/2016/5/14/chartex" xmlns:mc="http://schemas.openxmlformats.org/markup-compatibility/2006" xmlns:aink="http://schemas.microsoft.com/office/drawing/2016/ink" xmlns:am3d="http://schemas.microsoft.com/office/drawing/2017/model3d" xmlns:o="urn:schemas-microsoft-com:office:office" xmlns:oel="http://schemas.microsoft.com/office/2019/extlst" xmlns:r="http://schemas.openxmlformats.org/officeDocument/2006/relationships" xmlns:m="http://schemas.openxmlformats.org/officeDocument/2006/math" xmlns:v="urn:schemas-microsoft-com:vml" xmlns:wp14="http://schemas.microsoft.com/office/word/2010/wordprocessingDrawing" xmlns:wp="http://schemas.openxmlformats.org/drawingml/2006/wordprocessingDrawing" xmlns:w10="urn:schemas-microsoft-com:office:word" xmlns:w="http://schemas.openxmlformats.org/wordprocessingml/2006/main" xmlns:w14="http://schemas.microsoft.com/office/word/2010/wordml" xmlns:w15="http://schemas.microsoft.com/office/word/2012/wordml" xmlns:w16cex="http://schemas.microsoft.com/office/word/2018/wordml/cex" xmlns:w16cid="http://schemas.microsoft.com/office/word/2016/wordml/cid" xmlns:w16="http://schemas.microsoft.com/office/word/2018/wordml" xmlns:w16du="http://schemas.microsoft.com/office/word/2023/wordml/word16du" xmlns:w16sdtdh="http://schemas.microsoft.com/office/word/2020/wordml/sdtdatahash" xmlns:w16se="http://schemas.microsoft.com/office/word/2015/wordml/symex" xmlns:wpg="http://schemas.microsoft.com/office/word/2010/wordprocessingGroup" xmlns:wpi="http://schemas.microsoft.com/office/word/2010/wordprocessingInk" xmlns:wne="http://schemas.microsoft.com/office/word/2006/wordml" xmlns:wps="http://schemas.microsoft.com/office/word/2010/wordprocessingShape" mc:Ignorable="w14 w15 w16se w16cid w16 w16cex w16sdtdh w16du wp14">
+<w:footnotes xmlns:wpc="http://schemas.microsoft.com/office/word/2010/wordprocessingCanvas" xmlns:cx="http://schemas.microsoft.com/office/drawing/2014/chartex" xmlns:cx1="http://schemas.microsoft.com/office/drawing/2015/9/8/chartex" xmlns:cx2="http://schemas.microsoft.com/office/drawing/2015/10/21/chartex" xmlns:cx3="http://schemas.microsoft.com/office/drawing/2016/5/9/chartex" xmlns:cx4="http://schemas.microsoft.com/office/drawing/2016/5/10/chartex" xmlns:cx5="http://schemas.microsoft.com/office/drawing/2016/5/11/chartex" xmlns:cx6="http://schemas.microsoft.com/office/drawing/2016/5/12/chartex" xmlns:cx7="http://schemas.microsoft.com/office/drawing/2016/5/13/chartex" xmlns:cx8="http://schemas.microsoft.com/office/drawing/2016/5/14/chartex" xmlns:mc="http://schemas.openxmlformats.org/markup-compatibility/2006" xmlns:aink="http://schemas.microsoft.com/office/drawing/2016/ink" xmlns:am3d="http://schemas.microsoft.com/office/drawing/2017/model3d" xmlns:o="urn:schemas-microsoft-com:office:office" xmlns:oel="http://schemas.microsoft.com/office/2019/extlst" xmlns:r="http://schemas.openxmlformats.org/officeDocument/2006/relationships" xmlns:m="http://schemas.openxmlformats.org/officeDocument/2006/math" xmlns:v="urn:schemas-microsoft-com:vml" xmlns:wp14="http://schemas.microsoft.com/office/word/2010/wordprocessingDrawing" xmlns:wp="http://schemas.openxmlformats.org/drawingml/2006/wordprocessingDrawing" xmlns:w10="urn:schemas-microsoft-com:office:word" xmlns:w="http://schemas.openxmlformats.org/wordprocessingml/2006/main" xmlns:w14="http://schemas.microsoft.com/office/word/2010/wordml" xmlns:w15="http://schemas.microsoft.com/office/word/2012/wordml" xmlns:w16cex="http://schemas.microsoft.com/office/word/2018/wordml/cex" xmlns:w16cid="http://schemas.microsoft.com/office/word/2016/wordml/cid" xmlns:w16="http://schemas.microsoft.com/office/word/2018/wordml" xmlns:w16du="http://schemas.microsoft.com/office/word/2023/wordml/word16du" xmlns:w16sdtdh="http://schemas.microsoft.com/office/word/2020/wordml/sdtdatahash" xmlns:w16sdtfl="http://schemas.microsoft.com/office/word/2024/wordml/sdtformatlock" xmlns:w16se="http://schemas.microsoft.com/office/word/2015/wordml/symex" xmlns:wpg="http://schemas.microsoft.com/office/word/2010/wordprocessingGroup" xmlns:wpi="http://schemas.microsoft.com/office/word/2010/wordprocessingInk" xmlns:wne="http://schemas.microsoft.com/office/word/2006/wordml" xmlns:wps="http://schemas.microsoft.com/office/word/2010/wordprocessingShape" mc:Ignorable="w14 w15 w16se w16cid w16 w16cex w16sdtdh w16sdtfl w16du wp14">
   <w:footnote w:type="separator" w:id="-1">
     <w:p>
       <w:pPr>
@@ -7931,7 +7828,7 @@
 </file>
 
 <file path=word/header1.xml><?xml version="1.0" encoding="utf-8"?>
-<w:hdr xmlns:wpc="http://schemas.microsoft.com/office/word/2010/wordprocessingCanvas" xmlns:cx="http://schemas.microsoft.com/office/drawing/2014/chartex" xmlns:cx1="http://schemas.microsoft.com/office/drawing/2015/9/8/chartex" xmlns:cx2="http://schemas.microsoft.com/office/drawing/2015/10/21/chartex" xmlns:cx3="http://schemas.microsoft.com/office/drawing/2016/5/9/chartex" xmlns:cx4="http://schemas.microsoft.com/office/drawing/2016/5/10/chartex" xmlns:cx5="http://schemas.microsoft.com/office/drawing/2016/5/11/chartex" xmlns:cx6="http://schemas.microsoft.com/office/drawing/2016/5/12/chartex" xmlns:cx7="http://schemas.microsoft.com/office/drawing/2016/5/13/chartex" xmlns:cx8="http://schemas.microsoft.com/office/drawing/2016/5/14/chartex" xmlns:mc="http://schemas.openxmlformats.org/markup-compatibility/2006" xmlns:aink="http://schemas.microsoft.com/office/drawing/2016/ink" xmlns:am3d="http://schemas.microsoft.com/office/drawing/2017/model3d" xmlns:o="urn:schemas-microsoft-com:office:office" xmlns:oel="http://schemas.microsoft.com/office/2019/extlst" xmlns:r="http://schemas.openxmlformats.org/officeDocument/2006/relationships" xmlns:m="http://schemas.openxmlformats.org/officeDocument/2006/math" xmlns:v="urn:schemas-microsoft-com:vml" xmlns:wp14="http://schemas.microsoft.com/office/word/2010/wordprocessingDrawing" xmlns:wp="http://schemas.openxmlformats.org/drawingml/2006/wordprocessingDrawing" xmlns:w10="urn:schemas-microsoft-com:office:word" xmlns:w="http://schemas.openxmlformats.org/wordprocessingml/2006/main" xmlns:w14="http://schemas.microsoft.com/office/word/2010/wordml" xmlns:w15="http://schemas.microsoft.com/office/word/2012/wordml" xmlns:w16cex="http://schemas.microsoft.com/office/word/2018/wordml/cex" xmlns:w16cid="http://schemas.microsoft.com/office/word/2016/wordml/cid" xmlns:w16="http://schemas.microsoft.com/office/word/2018/wordml" xmlns:w16du="http://schemas.microsoft.com/office/word/2023/wordml/word16du" xmlns:w16sdtdh="http://schemas.microsoft.com/office/word/2020/wordml/sdtdatahash" xmlns:w16se="http://schemas.microsoft.com/office/word/2015/wordml/symex" xmlns:wpg="http://schemas.microsoft.com/office/word/2010/wordprocessingGroup" xmlns:wpi="http://schemas.microsoft.com/office/word/2010/wordprocessingInk" xmlns:wne="http://schemas.microsoft.com/office/word/2006/wordml" xmlns:wps="http://schemas.microsoft.com/office/word/2010/wordprocessingShape" mc:Ignorable="w14 w15 w16se w16cid w16 w16cex w16sdtdh w16du wp14">
+<w:hdr xmlns:wpc="http://schemas.microsoft.com/office/word/2010/wordprocessingCanvas" xmlns:cx="http://schemas.microsoft.com/office/drawing/2014/chartex" xmlns:cx1="http://schemas.microsoft.com/office/drawing/2015/9/8/chartex" xmlns:cx2="http://schemas.microsoft.com/office/drawing/2015/10/21/chartex" xmlns:cx3="http://schemas.microsoft.com/office/drawing/2016/5/9/chartex" xmlns:cx4="http://schemas.microsoft.com/office/drawing/2016/5/10/chartex" xmlns:cx5="http://schemas.microsoft.com/office/drawing/2016/5/11/chartex" xmlns:cx6="http://schemas.microsoft.com/office/drawing/2016/5/12/chartex" xmlns:cx7="http://schemas.microsoft.com/office/drawing/2016/5/13/chartex" xmlns:cx8="http://schemas.microsoft.com/office/drawing/2016/5/14/chartex" xmlns:mc="http://schemas.openxmlformats.org/markup-compatibility/2006" xmlns:aink="http://schemas.microsoft.com/office/drawing/2016/ink" xmlns:am3d="http://schemas.microsoft.com/office/drawing/2017/model3d" xmlns:o="urn:schemas-microsoft-com:office:office" xmlns:oel="http://schemas.microsoft.com/office/2019/extlst" xmlns:r="http://schemas.openxmlformats.org/officeDocument/2006/relationships" xmlns:m="http://schemas.openxmlformats.org/officeDocument/2006/math" xmlns:v="urn:schemas-microsoft-com:vml" xmlns:wp14="http://schemas.microsoft.com/office/word/2010/wordprocessingDrawing" xmlns:wp="http://schemas.openxmlformats.org/drawingml/2006/wordprocessingDrawing" xmlns:w10="urn:schemas-microsoft-com:office:word" xmlns:w="http://schemas.openxmlformats.org/wordprocessingml/2006/main" xmlns:w14="http://schemas.microsoft.com/office/word/2010/wordml" xmlns:w15="http://schemas.microsoft.com/office/word/2012/wordml" xmlns:w16cex="http://schemas.microsoft.com/office/word/2018/wordml/cex" xmlns:w16cid="http://schemas.microsoft.com/office/word/2016/wordml/cid" xmlns:w16="http://schemas.microsoft.com/office/word/2018/wordml" xmlns:w16du="http://schemas.microsoft.com/office/word/2023/wordml/word16du" xmlns:w16sdtdh="http://schemas.microsoft.com/office/word/2020/wordml/sdtdatahash" xmlns:w16sdtfl="http://schemas.microsoft.com/office/word/2024/wordml/sdtformatlock" xmlns:w16se="http://schemas.microsoft.com/office/word/2015/wordml/symex" xmlns:wpg="http://schemas.microsoft.com/office/word/2010/wordprocessingGroup" xmlns:wpi="http://schemas.microsoft.com/office/word/2010/wordprocessingInk" xmlns:wne="http://schemas.microsoft.com/office/word/2006/wordml" xmlns:wps="http://schemas.microsoft.com/office/word/2010/wordprocessingShape" mc:Ignorable="w14 w15 w16se w16cid w16 w16cex w16sdtdh w16sdtfl w16du wp14">
   <w:p>
     <w:pPr>
       <w:jc w:val="center"/>
@@ -8029,7 +7926,6 @@
       </w:rPr>
       <w:t xml:space="preserve">   </w:t>
     </w:r>
-    <w:proofErr w:type="spellStart"/>
     <w:r>
       <w:rPr>
         <w:rFonts w:ascii="微软雅黑" w:eastAsia="微软雅黑" w:hAnsi="微软雅黑"/>
@@ -8037,13 +7933,12 @@
       </w:rPr>
       <w:t>drill_up</w:t>
     </w:r>
-    <w:proofErr w:type="spellEnd"/>
   </w:p>
 </w:hdr>
 </file>
 
 <file path=word/numbering.xml><?xml version="1.0" encoding="utf-8"?>
-<w:numbering xmlns:wpc="http://schemas.microsoft.com/office/word/2010/wordprocessingCanvas" xmlns:cx="http://schemas.microsoft.com/office/drawing/2014/chartex" xmlns:cx1="http://schemas.microsoft.com/office/drawing/2015/9/8/chartex" xmlns:cx2="http://schemas.microsoft.com/office/drawing/2015/10/21/chartex" xmlns:cx3="http://schemas.microsoft.com/office/drawing/2016/5/9/chartex" xmlns:cx4="http://schemas.microsoft.com/office/drawing/2016/5/10/chartex" xmlns:cx5="http://schemas.microsoft.com/office/drawing/2016/5/11/chartex" xmlns:cx6="http://schemas.microsoft.com/office/drawing/2016/5/12/chartex" xmlns:cx7="http://schemas.microsoft.com/office/drawing/2016/5/13/chartex" xmlns:cx8="http://schemas.microsoft.com/office/drawing/2016/5/14/chartex" xmlns:mc="http://schemas.openxmlformats.org/markup-compatibility/2006" xmlns:aink="http://schemas.microsoft.com/office/drawing/2016/ink" xmlns:am3d="http://schemas.microsoft.com/office/drawing/2017/model3d" xmlns:o="urn:schemas-microsoft-com:office:office" xmlns:oel="http://schemas.microsoft.com/office/2019/extlst" xmlns:r="http://schemas.openxmlformats.org/officeDocument/2006/relationships" xmlns:m="http://schemas.openxmlformats.org/officeDocument/2006/math" xmlns:v="urn:schemas-microsoft-com:vml" xmlns:wp14="http://schemas.microsoft.com/office/word/2010/wordprocessingDrawing" xmlns:wp="http://schemas.openxmlformats.org/drawingml/2006/wordprocessingDrawing" xmlns:w10="urn:schemas-microsoft-com:office:word" xmlns:w="http://schemas.openxmlformats.org/wordprocessingml/2006/main" xmlns:w14="http://schemas.microsoft.com/office/word/2010/wordml" xmlns:w15="http://schemas.microsoft.com/office/word/2012/wordml" xmlns:w16cex="http://schemas.microsoft.com/office/word/2018/wordml/cex" xmlns:w16cid="http://schemas.microsoft.com/office/word/2016/wordml/cid" xmlns:w16="http://schemas.microsoft.com/office/word/2018/wordml" xmlns:w16du="http://schemas.microsoft.com/office/word/2023/wordml/word16du" xmlns:w16sdtdh="http://schemas.microsoft.com/office/word/2020/wordml/sdtdatahash" xmlns:w16se="http://schemas.microsoft.com/office/word/2015/wordml/symex" xmlns:wpg="http://schemas.microsoft.com/office/word/2010/wordprocessingGroup" xmlns:wpi="http://schemas.microsoft.com/office/word/2010/wordprocessingInk" xmlns:wne="http://schemas.microsoft.com/office/word/2006/wordml" xmlns:wps="http://schemas.microsoft.com/office/word/2010/wordprocessingShape" mc:Ignorable="w14 w15 w16se w16cid w16 w16cex w16sdtdh w16du wp14">
+<w:numbering xmlns:wpc="http://schemas.microsoft.com/office/word/2010/wordprocessingCanvas" xmlns:cx="http://schemas.microsoft.com/office/drawing/2014/chartex" xmlns:cx1="http://schemas.microsoft.com/office/drawing/2015/9/8/chartex" xmlns:cx2="http://schemas.microsoft.com/office/drawing/2015/10/21/chartex" xmlns:cx3="http://schemas.microsoft.com/office/drawing/2016/5/9/chartex" xmlns:cx4="http://schemas.microsoft.com/office/drawing/2016/5/10/chartex" xmlns:cx5="http://schemas.microsoft.com/office/drawing/2016/5/11/chartex" xmlns:cx6="http://schemas.microsoft.com/office/drawing/2016/5/12/chartex" xmlns:cx7="http://schemas.microsoft.com/office/drawing/2016/5/13/chartex" xmlns:cx8="http://schemas.microsoft.com/office/drawing/2016/5/14/chartex" xmlns:mc="http://schemas.openxmlformats.org/markup-compatibility/2006" xmlns:aink="http://schemas.microsoft.com/office/drawing/2016/ink" xmlns:am3d="http://schemas.microsoft.com/office/drawing/2017/model3d" xmlns:o="urn:schemas-microsoft-com:office:office" xmlns:oel="http://schemas.microsoft.com/office/2019/extlst" xmlns:r="http://schemas.openxmlformats.org/officeDocument/2006/relationships" xmlns:m="http://schemas.openxmlformats.org/officeDocument/2006/math" xmlns:v="urn:schemas-microsoft-com:vml" xmlns:wp14="http://schemas.microsoft.com/office/word/2010/wordprocessingDrawing" xmlns:wp="http://schemas.openxmlformats.org/drawingml/2006/wordprocessingDrawing" xmlns:w10="urn:schemas-microsoft-com:office:word" xmlns:w="http://schemas.openxmlformats.org/wordprocessingml/2006/main" xmlns:w14="http://schemas.microsoft.com/office/word/2010/wordml" xmlns:w15="http://schemas.microsoft.com/office/word/2012/wordml" xmlns:w16cex="http://schemas.microsoft.com/office/word/2018/wordml/cex" xmlns:w16cid="http://schemas.microsoft.com/office/word/2016/wordml/cid" xmlns:w16="http://schemas.microsoft.com/office/word/2018/wordml" xmlns:w16du="http://schemas.microsoft.com/office/word/2023/wordml/word16du" xmlns:w16sdtdh="http://schemas.microsoft.com/office/word/2020/wordml/sdtdatahash" xmlns:w16sdtfl="http://schemas.microsoft.com/office/word/2024/wordml/sdtformatlock" xmlns:w16se="http://schemas.microsoft.com/office/word/2015/wordml/symex" xmlns:wpg="http://schemas.microsoft.com/office/word/2010/wordprocessingGroup" xmlns:wpi="http://schemas.microsoft.com/office/word/2010/wordprocessingInk" xmlns:wne="http://schemas.microsoft.com/office/word/2006/wordml" xmlns:wps="http://schemas.microsoft.com/office/word/2010/wordprocessingShape" mc:Ignorable="w14 w15 w16se w16cid w16 w16cex w16sdtdh w16sdtfl w16du wp14">
   <w:abstractNum w:abstractNumId="0" w15:restartNumberingAfterBreak="0">
     <w:nsid w:val="60637188"/>
     <w:multiLevelType w:val="hybridMultilevel"/>
@@ -8140,7 +8035,7 @@
 </file>
 
 <file path=word/styles.xml><?xml version="1.0" encoding="utf-8"?>
-<w:styles xmlns:mc="http://schemas.openxmlformats.org/markup-compatibility/2006" xmlns:r="http://schemas.openxmlformats.org/officeDocument/2006/relationships" xmlns:w="http://schemas.openxmlformats.org/wordprocessingml/2006/main" xmlns:w14="http://schemas.microsoft.com/office/word/2010/wordml" xmlns:w15="http://schemas.microsoft.com/office/word/2012/wordml" xmlns:w16cex="http://schemas.microsoft.com/office/word/2018/wordml/cex" xmlns:w16cid="http://schemas.microsoft.com/office/word/2016/wordml/cid" xmlns:w16="http://schemas.microsoft.com/office/word/2018/wordml" xmlns:w16du="http://schemas.microsoft.com/office/word/2023/wordml/word16du" xmlns:w16sdtdh="http://schemas.microsoft.com/office/word/2020/wordml/sdtdatahash" xmlns:w16se="http://schemas.microsoft.com/office/word/2015/wordml/symex" mc:Ignorable="w14 w15 w16se w16cid w16 w16cex w16sdtdh w16du">
+<w:styles xmlns:mc="http://schemas.openxmlformats.org/markup-compatibility/2006" xmlns:r="http://schemas.openxmlformats.org/officeDocument/2006/relationships" xmlns:w="http://schemas.openxmlformats.org/wordprocessingml/2006/main" xmlns:w14="http://schemas.microsoft.com/office/word/2010/wordml" xmlns:w15="http://schemas.microsoft.com/office/word/2012/wordml" xmlns:w16cex="http://schemas.microsoft.com/office/word/2018/wordml/cex" xmlns:w16cid="http://schemas.microsoft.com/office/word/2016/wordml/cid" xmlns:w16="http://schemas.microsoft.com/office/word/2018/wordml" xmlns:w16du="http://schemas.microsoft.com/office/word/2023/wordml/word16du" xmlns:w16sdtdh="http://schemas.microsoft.com/office/word/2020/wordml/sdtdatahash" xmlns:w16sdtfl="http://schemas.microsoft.com/office/word/2024/wordml/sdtformatlock" xmlns:w16se="http://schemas.microsoft.com/office/word/2015/wordml/symex" mc:Ignorable="w14 w15 w16se w16cid w16 w16cex w16sdtdh w16sdtfl w16du">
   <w:docDefaults>
     <w:rPrDefault>
       <w:rPr>
